--- a/Documents/Sim/TestCases.docx
+++ b/Documents/Sim/TestCases.docx
@@ -21,7 +21,7 @@
           <w:i w:val="0"/>
           <w:sz w:val="26"/>
         </w:rPr>
-        <w:t>Mọi bộ điều khiển trong luận văn, từ bản đồ trợ lực truyền thống tới các bộ điều khiển đề xuất, được đánh giá trên cùng hai ca thử chuẩn, chạy trên mô hình Simulink gồm đối tượng điều khiển, khối giá trị đặt và bộ điều khiển (mô phỏng mô hình trong vòng lặp, Model-in-the-Loop: kiểm chứng thuật toán trên mô hình, chưa sinh mã và chưa chạy trên chip thật). Ca thứ nhất kiểm tra độ chính xác trên đường khô, là điều kiện thiết kế của bản đồ trợ lực truyền thống. Ca thứ hai là một hành trình liên tục mô phỏng việc chạy xe thực tế, trong đó góc lái, vận tốc và hệ số bám cùng thay đổi. Vì đầu vào của hai ca không phụ thuộc bộ điều khiển, mọi khác biệt trong kết quả đều do bộ điều khiển gây ra.</w:t>
+        <w:t>Mọi bộ điều khiển trong luận văn, từ bản đồ trợ lực truyền thống tới các bộ điều khiển đề xuất, được đánh giá trên cùng sáu ca thử, chạy trên mô hình Simulink gồm đối tượng điều khiển, khối giá trị đặt và bộ điều khiển (mô phỏng mô hình trong vòng lặp, Model-in-the-Loop: kiểm chứng thuật toán trên mô hình, chưa sinh mã và chưa chạy trên chip thật). Ca TC1 kiểm tra độ chính xác trên đường khô, là điều kiện thiết kế của bản đồ trợ lực truyền thống. Ca TC2 là một hành trình liên tục mô phỏng việc chạy xe thực tế, trong đó góc lái, vận tốc và hệ số bám cùng thay đổi. Bốn ca TC3 đến TC6 ngắn, mỗi ca tái hiện riêng một tình huống thực tế có thể nguy hiểm khi hệ số bám thay đổi. Vì đầu vào của mọi ca không phụ thuộc bộ điều khiển, mọi khác biệt trong kết quả đều do bộ điều khiển gây ra.</w:t>
       </w:r>
     </w:p>
     <w:p>
@@ -733,7 +733,7 @@
           <w:i w:val="0"/>
           <w:sz w:val="26"/>
         </w:rPr>
-        <w:t xml:space="preserve"> của phương trình (5) mục 1 chương điều khiển, và nhỏ hơn </w:t>
+        <w:t xml:space="preserve"> của phương trình (5) mục 1 chương điều khiển, và ở TC1, TC2, TC5, TC6 nhỏ hơn </w:t>
       </w:r>
       <m:oMath>
         <m:r>
@@ -750,7 +750,7 @@
           <w:i w:val="0"/>
           <w:sz w:val="26"/>
         </w:rPr>
-        <w:t xml:space="preserve"> của hệ số bám tại thời điểm đó. Chỉ tiêu tính từ giây thứ hai trở đi để bỏ qua lúc khởi động.</w:t>
+        <w:t xml:space="preserve"> của hệ số bám tại thời điểm đó; riêng TC3 và TC4 cố ý để xe đòi gia tốc ngang bằng hoặc lớn hơn giới hạn bám mới, vì đó chính là tình huống nguy hiểm cần kiểm tra. Chỉ tiêu tính từ giây thứ hai trở đi để bỏ qua lúc khởi động.</w:t>
       </w:r>
     </w:p>
     <w:p>
@@ -3671,6 +3671,551 @@
           <w:i w:val="0"/>
           <w:sz w:val="28"/>
         </w:rPr>
+        <w:t>Ca thử TC3 đến TC6: tình huống nguy hiểm</w:t>
+      </w:r>
+    </w:p>
+    <w:p>
+      <w:pPr>
+        <w:jc w:val="both"/>
+      </w:pPr>
+      <w:r>
+        <w:rPr>
+          <w:rFonts w:ascii="Times New Roman" w:hAnsi="Times New Roman" w:cs="Times New Roman" w:eastAsia="Times New Roman"/>
+          <w:b w:val="0"/>
+          <w:i w:val="0"/>
+          <w:sz w:val="26"/>
+        </w:rPr>
+        <w:t>TC2 trộn nhiều sự kiện trong một hành trình nên khó tách riêng từng hiệu ứng. Bốn ca ngắn dưới đây, mỗi ca kiểm tra đúng một tình huống thực tế, chọn theo mức độ nguy hiểm khi trợ lực thừa xảy ra (Bảng 4). TC3 là tình huống nguy hiểm nhất: xe đang cua gấp ở tốc độ cao thì mặt đường chuyển sang ướt, trợ lực thừa xuất hiện đúng lúc bánh trước gần mất bám; gia tốc ngang mục tiêu 0.35 g lớn hơn giới hạn bám mới 0.3 g nên xe trượt thẳng ra ngoài cua (thiếu lái). TC4 kiểm tra một thay đổi rất ngắn: vũng nước hoặc mảng băng dài 0.4 s rơi đúng lúc đánh lái mạnh nhất của một lần chuyển làn gấp. TC5 kiểm tra việc lái liên tục trên mặt đường rất trơn ở tốc độ cao, giống các hiệu chỉnh giữ làn trên đường tuyết; biên độ 0.15 g giữ dưới giới hạn bám 0.2 g để mục tiêu vẫn đạt được. TC6 là chiều ngược lại của TC3: mặt đường khô lại giữa cua, kiểm tra bộ điều khiển không phản ứng bất thường (vọt lố, dao động) khi hệ số bám tăng đột ngột.</w:t>
+      </w:r>
+    </w:p>
+    <w:p>
+      <w:pPr>
+        <w:keepNext/>
+        <w:jc w:val="center"/>
+      </w:pPr>
+      <w:r>
+        <w:rPr>
+          <w:rFonts w:ascii="Times New Roman" w:hAnsi="Times New Roman" w:cs="Times New Roman" w:eastAsia="Times New Roman"/>
+          <w:b w:val="0"/>
+          <w:i/>
+          <w:sz w:val="24"/>
+        </w:rPr>
+        <w:t>Bảng 4: Thiết lập và cửa sổ đánh giá của các ca TC3 đến TC6</w:t>
+      </w:r>
+    </w:p>
+    <w:tbl>
+      <w:tblPr>
+        <w:tblStyle w:val="TableGrid"/>
+        <w:tblW w:type="auto" w:w="0"/>
+        <w:jc w:val="center"/>
+        <w:tblLayout w:type="fixed"/>
+        <w:tblLook w:firstColumn="1" w:firstRow="1" w:lastColumn="0" w:lastRow="0" w:noHBand="0" w:noVBand="1" w:val="04A0"/>
+      </w:tblPr>
+      <w:tblGrid>
+        <w:gridCol w:w="1814"/>
+        <w:gridCol w:w="1814"/>
+        <w:gridCol w:w="1814"/>
+        <w:gridCol w:w="1814"/>
+        <w:gridCol w:w="1814"/>
+      </w:tblGrid>
+      <w:tr>
+        <w:tc>
+          <w:tcPr>
+            <w:tcW w:type="dxa" w:w="693"/>
+          </w:tcPr>
+          <w:p>
+            <w:pPr>
+              <w:spacing w:after="0" w:line="240" w:lineRule="auto"/>
+            </w:pPr>
+            <w:r>
+              <w:rPr>
+                <w:rFonts w:ascii="Times New Roman" w:hAnsi="Times New Roman" w:cs="Times New Roman" w:eastAsia="Times New Roman"/>
+                <w:b/>
+                <w:i w:val="0"/>
+                <w:sz w:val="24"/>
+              </w:rPr>
+              <w:t>Ca thử</w:t>
+            </w:r>
+          </w:p>
+        </w:tc>
+        <w:tc>
+          <w:tcPr>
+            <w:tcW w:type="dxa" w:w="1271"/>
+          </w:tcPr>
+          <w:p>
+            <w:pPr>
+              <w:spacing w:after="0" w:line="240" w:lineRule="auto"/>
+            </w:pPr>
+            <w:r>
+              <w:rPr>
+                <w:rFonts w:ascii="Times New Roman" w:hAnsi="Times New Roman" w:cs="Times New Roman" w:eastAsia="Times New Roman"/>
+                <w:b/>
+                <w:i w:val="0"/>
+                <w:sz w:val="24"/>
+              </w:rPr>
+              <w:t>Thời lượng, vận tốc</w:t>
+            </w:r>
+          </w:p>
+        </w:tc>
+        <w:tc>
+          <w:tcPr>
+            <w:tcW w:type="dxa" w:w="2542"/>
+          </w:tcPr>
+          <w:p>
+            <w:pPr>
+              <w:spacing w:after="0" w:line="240" w:lineRule="auto"/>
+            </w:pPr>
+            <w:r>
+              <w:rPr>
+                <w:rFonts w:ascii="Times New Roman" w:hAnsi="Times New Roman" w:cs="Times New Roman" w:eastAsia="Times New Roman"/>
+                <w:b/>
+                <w:i w:val="0"/>
+                <w:sz w:val="24"/>
+              </w:rPr>
+              <w:t>Gia tốc ngang mục tiêu</w:t>
+            </w:r>
+          </w:p>
+        </w:tc>
+        <w:tc>
+          <w:tcPr>
+            <w:tcW w:type="dxa" w:w="1964"/>
+          </w:tcPr>
+          <w:p>
+            <w:pPr>
+              <w:spacing w:after="0" w:line="240" w:lineRule="auto"/>
+            </w:pPr>
+            <m:oMath>
+              <m:r>
+                <m:t xml:space="preserve">μ</m:t>
+              </m:r>
+            </m:oMath>
+          </w:p>
+        </w:tc>
+        <w:tc>
+          <w:tcPr>
+            <w:tcW w:type="dxa" w:w="2600"/>
+          </w:tcPr>
+          <w:p>
+            <w:pPr>
+              <w:spacing w:after="0" w:line="240" w:lineRule="auto"/>
+            </w:pPr>
+            <w:r>
+              <w:rPr>
+                <w:rFonts w:ascii="Times New Roman" w:hAnsi="Times New Roman" w:cs="Times New Roman" w:eastAsia="Times New Roman"/>
+                <w:b/>
+                <w:i w:val="0"/>
+                <w:sz w:val="24"/>
+              </w:rPr>
+              <w:t>Cửa sổ đánh giá [s]</w:t>
+            </w:r>
+          </w:p>
+        </w:tc>
+      </w:tr>
+      <w:tr>
+        <w:tc>
+          <w:tcPr>
+            <w:tcW w:type="dxa" w:w="693"/>
+          </w:tcPr>
+          <w:p>
+            <w:pPr>
+              <w:spacing w:after="0" w:line="240" w:lineRule="auto"/>
+            </w:pPr>
+            <w:r>
+              <w:rPr>
+                <w:rFonts w:ascii="Times New Roman" w:hAnsi="Times New Roman" w:cs="Times New Roman" w:eastAsia="Times New Roman"/>
+                <w:b w:val="0"/>
+                <w:i w:val="0"/>
+                <w:sz w:val="24"/>
+              </w:rPr>
+              <w:t>TC3</w:t>
+            </w:r>
+          </w:p>
+        </w:tc>
+        <w:tc>
+          <w:tcPr>
+            <w:tcW w:type="dxa" w:w="1271"/>
+          </w:tcPr>
+          <w:p>
+            <w:pPr>
+              <w:spacing w:after="0" w:line="240" w:lineRule="auto"/>
+            </w:pPr>
+            <w:r>
+              <w:rPr>
+                <w:rFonts w:ascii="Times New Roman" w:hAnsi="Times New Roman" w:cs="Times New Roman" w:eastAsia="Times New Roman"/>
+                <w:b w:val="0"/>
+                <w:i w:val="0"/>
+                <w:sz w:val="24"/>
+              </w:rPr>
+              <w:t>20 s, 100 km/h</w:t>
+            </w:r>
+          </w:p>
+        </w:tc>
+        <w:tc>
+          <w:tcPr>
+            <w:tcW w:type="dxa" w:w="2542"/>
+          </w:tcPr>
+          <w:p>
+            <w:pPr>
+              <w:spacing w:after="0" w:line="240" w:lineRule="auto"/>
+            </w:pPr>
+            <w:r>
+              <w:rPr>
+                <w:rFonts w:ascii="Times New Roman" w:hAnsi="Times New Roman" w:cs="Times New Roman" w:eastAsia="Times New Roman"/>
+                <w:b w:val="0"/>
+                <w:i w:val="0"/>
+                <w:sz w:val="24"/>
+              </w:rPr>
+              <w:t>Cua 0.35 g (tăng trong 0 - 1 s)</w:t>
+            </w:r>
+          </w:p>
+        </w:tc>
+        <w:tc>
+          <w:tcPr>
+            <w:tcW w:type="dxa" w:w="1964"/>
+          </w:tcPr>
+          <w:p>
+            <w:pPr>
+              <w:spacing w:after="0" w:line="240" w:lineRule="auto"/>
+            </w:pPr>
+            <w:r>
+              <w:rPr>
+                <w:rFonts w:ascii="Times New Roman" w:hAnsi="Times New Roman" w:cs="Times New Roman" w:eastAsia="Times New Roman"/>
+                <w:b w:val="0"/>
+                <w:i w:val="0"/>
+                <w:sz w:val="24"/>
+              </w:rPr>
+              <w:t>0.8 → 0.3 tại 5 s</w:t>
+            </w:r>
+          </w:p>
+        </w:tc>
+        <w:tc>
+          <w:tcPr>
+            <w:tcW w:type="dxa" w:w="2600"/>
+          </w:tcPr>
+          <w:p>
+            <w:pPr>
+              <w:spacing w:after="0" w:line="240" w:lineRule="auto"/>
+            </w:pPr>
+            <w:r>
+              <w:rPr>
+                <w:rFonts w:ascii="Times New Roman" w:hAnsi="Times New Roman" w:cs="Times New Roman" w:eastAsia="Times New Roman"/>
+                <w:b w:val="0"/>
+                <w:i w:val="0"/>
+                <w:sz w:val="24"/>
+              </w:rPr>
+              <w:t>4 - 5 (trước), 18 - 20 (sau)</w:t>
+            </w:r>
+          </w:p>
+        </w:tc>
+      </w:tr>
+      <w:tr>
+        <w:tc>
+          <w:tcPr>
+            <w:tcW w:type="dxa" w:w="693"/>
+          </w:tcPr>
+          <w:p>
+            <w:pPr>
+              <w:spacing w:after="0" w:line="240" w:lineRule="auto"/>
+            </w:pPr>
+            <w:r>
+              <w:rPr>
+                <w:rFonts w:ascii="Times New Roman" w:hAnsi="Times New Roman" w:cs="Times New Roman" w:eastAsia="Times New Roman"/>
+                <w:b w:val="0"/>
+                <w:i w:val="0"/>
+                <w:sz w:val="24"/>
+              </w:rPr>
+              <w:t>TC4</w:t>
+            </w:r>
+          </w:p>
+        </w:tc>
+        <w:tc>
+          <w:tcPr>
+            <w:tcW w:type="dxa" w:w="1271"/>
+          </w:tcPr>
+          <w:p>
+            <w:pPr>
+              <w:spacing w:after="0" w:line="240" w:lineRule="auto"/>
+            </w:pPr>
+            <w:r>
+              <w:rPr>
+                <w:rFonts w:ascii="Times New Roman" w:hAnsi="Times New Roman" w:cs="Times New Roman" w:eastAsia="Times New Roman"/>
+                <w:b w:val="0"/>
+                <w:i w:val="0"/>
+                <w:sz w:val="24"/>
+              </w:rPr>
+              <w:t>12 s, 80 km/h</w:t>
+            </w:r>
+          </w:p>
+        </w:tc>
+        <w:tc>
+          <w:tcPr>
+            <w:tcW w:type="dxa" w:w="2542"/>
+          </w:tcPr>
+          <w:p>
+            <w:pPr>
+              <w:spacing w:after="0" w:line="240" w:lineRule="auto"/>
+            </w:pPr>
+            <w:r>
+              <w:rPr>
+                <w:rFonts w:ascii="Times New Roman" w:hAnsi="Times New Roman" w:cs="Times New Roman" w:eastAsia="Times New Roman"/>
+                <w:b w:val="0"/>
+                <w:i w:val="0"/>
+                <w:sz w:val="24"/>
+              </w:rPr>
+              <w:t>Một chu kỳ hình sin 0.2 g, 0.4 Hz, 3 - 5.5 s</w:t>
+            </w:r>
+          </w:p>
+        </w:tc>
+        <w:tc>
+          <w:tcPr>
+            <w:tcW w:type="dxa" w:w="1964"/>
+          </w:tcPr>
+          <w:p>
+            <w:pPr>
+              <w:spacing w:after="0" w:line="240" w:lineRule="auto"/>
+            </w:pPr>
+            <w:r>
+              <w:rPr>
+                <w:rFonts w:ascii="Times New Roman" w:hAnsi="Times New Roman" w:cs="Times New Roman" w:eastAsia="Times New Roman"/>
+                <w:b w:val="0"/>
+                <w:i w:val="0"/>
+                <w:sz w:val="24"/>
+              </w:rPr>
+              <w:t>0.2 trong 3.8 - 4.2 s, còn lại 0.8</w:t>
+            </w:r>
+          </w:p>
+        </w:tc>
+        <w:tc>
+          <w:tcPr>
+            <w:tcW w:type="dxa" w:w="2600"/>
+          </w:tcPr>
+          <w:p>
+            <w:pPr>
+              <w:spacing w:after="0" w:line="240" w:lineRule="auto"/>
+            </w:pPr>
+            <w:r>
+              <w:rPr>
+                <w:rFonts w:ascii="Times New Roman" w:hAnsi="Times New Roman" w:cs="Times New Roman" w:eastAsia="Times New Roman"/>
+                <w:b w:val="0"/>
+                <w:i w:val="0"/>
+                <w:sz w:val="24"/>
+              </w:rPr>
+              <w:t>2 - 3 (trước), 3.8 - 4.2 (vũng nước), 7 - 8 (sau)</w:t>
+            </w:r>
+          </w:p>
+        </w:tc>
+      </w:tr>
+      <w:tr>
+        <w:tc>
+          <w:tcPr>
+            <w:tcW w:type="dxa" w:w="693"/>
+          </w:tcPr>
+          <w:p>
+            <w:pPr>
+              <w:spacing w:after="0" w:line="240" w:lineRule="auto"/>
+            </w:pPr>
+            <w:r>
+              <w:rPr>
+                <w:rFonts w:ascii="Times New Roman" w:hAnsi="Times New Roman" w:cs="Times New Roman" w:eastAsia="Times New Roman"/>
+                <w:b w:val="0"/>
+                <w:i w:val="0"/>
+                <w:sz w:val="24"/>
+              </w:rPr>
+              <w:t>TC5</w:t>
+            </w:r>
+          </w:p>
+        </w:tc>
+        <w:tc>
+          <w:tcPr>
+            <w:tcW w:type="dxa" w:w="1271"/>
+          </w:tcPr>
+          <w:p>
+            <w:pPr>
+              <w:spacing w:after="0" w:line="240" w:lineRule="auto"/>
+            </w:pPr>
+            <w:r>
+              <w:rPr>
+                <w:rFonts w:ascii="Times New Roman" w:hAnsi="Times New Roman" w:cs="Times New Roman" w:eastAsia="Times New Roman"/>
+                <w:b w:val="0"/>
+                <w:i w:val="0"/>
+                <w:sz w:val="24"/>
+              </w:rPr>
+              <w:t>25 s, 100 km/h</w:t>
+            </w:r>
+          </w:p>
+        </w:tc>
+        <w:tc>
+          <w:tcPr>
+            <w:tcW w:type="dxa" w:w="2542"/>
+          </w:tcPr>
+          <w:p>
+            <w:pPr>
+              <w:spacing w:after="0" w:line="240" w:lineRule="auto"/>
+            </w:pPr>
+            <w:r>
+              <w:rPr>
+                <w:rFonts w:ascii="Times New Roman" w:hAnsi="Times New Roman" w:cs="Times New Roman" w:eastAsia="Times New Roman"/>
+                <w:b w:val="0"/>
+                <w:i w:val="0"/>
+                <w:sz w:val="24"/>
+              </w:rPr>
+              <w:t>Hình sin 0.15 g, 0.3 Hz, 2 - 22 s</w:t>
+            </w:r>
+          </w:p>
+        </w:tc>
+        <w:tc>
+          <w:tcPr>
+            <w:tcW w:type="dxa" w:w="1964"/>
+          </w:tcPr>
+          <w:p>
+            <w:pPr>
+              <w:spacing w:after="0" w:line="240" w:lineRule="auto"/>
+            </w:pPr>
+            <w:r>
+              <w:rPr>
+                <w:rFonts w:ascii="Times New Roman" w:hAnsi="Times New Roman" w:cs="Times New Roman" w:eastAsia="Times New Roman"/>
+                <w:b w:val="0"/>
+                <w:i w:val="0"/>
+                <w:sz w:val="24"/>
+              </w:rPr>
+              <w:t>0.2</w:t>
+            </w:r>
+          </w:p>
+        </w:tc>
+        <w:tc>
+          <w:tcPr>
+            <w:tcW w:type="dxa" w:w="2600"/>
+          </w:tcPr>
+          <w:p>
+            <w:pPr>
+              <w:spacing w:after="0" w:line="240" w:lineRule="auto"/>
+            </w:pPr>
+            <w:r>
+              <w:rPr>
+                <w:rFonts w:ascii="Times New Roman" w:hAnsi="Times New Roman" w:cs="Times New Roman" w:eastAsia="Times New Roman"/>
+                <w:b w:val="0"/>
+                <w:i w:val="0"/>
+                <w:sz w:val="24"/>
+              </w:rPr>
+              <w:t>2 - 6 (quá độ), 10 - 22 (duy trì)</w:t>
+            </w:r>
+          </w:p>
+        </w:tc>
+      </w:tr>
+      <w:tr>
+        <w:tc>
+          <w:tcPr>
+            <w:tcW w:type="dxa" w:w="693"/>
+          </w:tcPr>
+          <w:p>
+            <w:pPr>
+              <w:spacing w:after="0" w:line="240" w:lineRule="auto"/>
+            </w:pPr>
+            <w:r>
+              <w:rPr>
+                <w:rFonts w:ascii="Times New Roman" w:hAnsi="Times New Roman" w:cs="Times New Roman" w:eastAsia="Times New Roman"/>
+                <w:b w:val="0"/>
+                <w:i w:val="0"/>
+                <w:sz w:val="24"/>
+              </w:rPr>
+              <w:t>TC6</w:t>
+            </w:r>
+          </w:p>
+        </w:tc>
+        <w:tc>
+          <w:tcPr>
+            <w:tcW w:type="dxa" w:w="1271"/>
+          </w:tcPr>
+          <w:p>
+            <w:pPr>
+              <w:spacing w:after="0" w:line="240" w:lineRule="auto"/>
+            </w:pPr>
+            <w:r>
+              <w:rPr>
+                <w:rFonts w:ascii="Times New Roman" w:hAnsi="Times New Roman" w:cs="Times New Roman" w:eastAsia="Times New Roman"/>
+                <w:b w:val="0"/>
+                <w:i w:val="0"/>
+                <w:sz w:val="24"/>
+              </w:rPr>
+              <w:t>15 s, 60 km/h</w:t>
+            </w:r>
+          </w:p>
+        </w:tc>
+        <w:tc>
+          <w:tcPr>
+            <w:tcW w:type="dxa" w:w="2542"/>
+          </w:tcPr>
+          <w:p>
+            <w:pPr>
+              <w:spacing w:after="0" w:line="240" w:lineRule="auto"/>
+            </w:pPr>
+            <w:r>
+              <w:rPr>
+                <w:rFonts w:ascii="Times New Roman" w:hAnsi="Times New Roman" w:cs="Times New Roman" w:eastAsia="Times New Roman"/>
+                <w:b w:val="0"/>
+                <w:i w:val="0"/>
+                <w:sz w:val="24"/>
+              </w:rPr>
+              <w:t>Cua 0.15 g (tăng trong 0 - 1 s)</w:t>
+            </w:r>
+          </w:p>
+        </w:tc>
+        <w:tc>
+          <w:tcPr>
+            <w:tcW w:type="dxa" w:w="1964"/>
+          </w:tcPr>
+          <w:p>
+            <w:pPr>
+              <w:spacing w:after="0" w:line="240" w:lineRule="auto"/>
+            </w:pPr>
+            <w:r>
+              <w:rPr>
+                <w:rFonts w:ascii="Times New Roman" w:hAnsi="Times New Roman" w:cs="Times New Roman" w:eastAsia="Times New Roman"/>
+                <w:b w:val="0"/>
+                <w:i w:val="0"/>
+                <w:sz w:val="24"/>
+              </w:rPr>
+              <w:t>0.3 → 0.8 tại 5 s</w:t>
+            </w:r>
+          </w:p>
+        </w:tc>
+        <w:tc>
+          <w:tcPr>
+            <w:tcW w:type="dxa" w:w="2600"/>
+          </w:tcPr>
+          <w:p>
+            <w:pPr>
+              <w:spacing w:after="0" w:line="240" w:lineRule="auto"/>
+            </w:pPr>
+            <w:r>
+              <w:rPr>
+                <w:rFonts w:ascii="Times New Roman" w:hAnsi="Times New Roman" w:cs="Times New Roman" w:eastAsia="Times New Roman"/>
+                <w:b w:val="0"/>
+                <w:i w:val="0"/>
+                <w:sz w:val="24"/>
+              </w:rPr>
+              <w:t>4 - 5 (trước), 13 - 15 (sau)</w:t>
+            </w:r>
+          </w:p>
+        </w:tc>
+      </w:tr>
+    </w:tbl>
+    <w:p>
+      <w:pPr>
+        <w:spacing w:after="0"/>
+      </w:pPr>
+    </w:p>
+    <w:p>
+      <w:pPr>
+        <w:pStyle w:val="Heading2"/>
+      </w:pPr>
+      <w:r>
+        <w:rPr>
+          <w:rFonts w:ascii="Times New Roman" w:hAnsi="Times New Roman" w:cs="Times New Roman" w:eastAsia="Times New Roman"/>
+          <w:b/>
+          <w:i w:val="0"/>
+          <w:sz w:val="28"/>
+        </w:rPr>
         <w:t>Chỉ tiêu đánh giá</w:t>
       </w:r>
     </w:p>
@@ -4067,75 +4612,91 @@
                       <m:rPr>
                         <m:sty m:val="p"/>
                       </m:rPr>
-                      <m:t xml:space="preserve">overline</m:t>
+                      <m:t xml:space="preserve">mean</m:t>
                     </m:r>
-                    <m:box>
+                    <m:r>
+                      <m:rPr>
+                        <m:sty m:val="p"/>
+                      </m:rPr>
+                      <m:t xml:space="preserve">(</m:t>
+                    </m:r>
+                    <m:sSub>
                       <m:e>
-                        <m:sSub>
-                          <m:e>
-                            <m:r>
-                              <m:t xml:space="preserve">e</m:t>
-                            </m:r>
-                          </m:e>
-                          <m:sub>
-                            <m:r>
-                              <m:t xml:space="preserve">T</m:t>
-                            </m:r>
-                          </m:sub>
-                        </m:sSub>
+                        <m:r>
+                          <m:t xml:space="preserve">e</m:t>
+                        </m:r>
                       </m:e>
-                    </m:box>
+                      <m:sub>
+                        <m:r>
+                          <m:t xml:space="preserve">T</m:t>
+                        </m:r>
+                      </m:sub>
+                    </m:sSub>
+                    <m:r>
+                      <m:rPr>
+                        <m:sty m:val="p"/>
+                      </m:rPr>
+                      <m:t xml:space="preserve">)</m:t>
+                    </m:r>
                   </m:num>
                   <m:den>
                     <m:r>
                       <m:rPr>
                         <m:sty m:val="p"/>
                       </m:rPr>
-                      <m:t xml:space="preserve">overline</m:t>
+                      <m:t xml:space="preserve">mean</m:t>
                     </m:r>
-                    <m:box>
+                    <m:r>
+                      <m:rPr>
+                        <m:sty m:val="p"/>
+                      </m:rPr>
+                      <m:t xml:space="preserve">(</m:t>
+                    </m:r>
+                    <m:r>
+                      <m:rPr>
+                        <m:sty m:val="p"/>
+                      </m:rPr>
+                      <m:t xml:space="preserve">|</m:t>
+                    </m:r>
+                    <m:sSub>
                       <m:e>
+                        <m:r>
+                          <m:t xml:space="preserve">T</m:t>
+                        </m:r>
+                      </m:e>
+                      <m:sub>
+                        <m:r>
+                          <m:t xml:space="preserve">d</m:t>
+                        </m:r>
                         <m:r>
                           <m:rPr>
                             <m:sty m:val="p"/>
                           </m:rPr>
-                          <m:t xml:space="preserve">|</m:t>
+                          <m:t xml:space="preserve">,</m:t>
                         </m:r>
-                        <m:sSub>
-                          <m:e>
-                            <m:r>
-                              <m:t xml:space="preserve">T</m:t>
-                            </m:r>
-                          </m:e>
-                          <m:sub>
-                            <m:r>
-                              <m:t xml:space="preserve">d</m:t>
-                            </m:r>
-                            <m:r>
-                              <m:rPr>
-                                <m:sty m:val="p"/>
-                              </m:rPr>
-                              <m:t xml:space="preserve">,</m:t>
-                            </m:r>
-                            <m:r>
-                              <m:t xml:space="preserve">r</m:t>
-                            </m:r>
-                            <m:r>
-                              <m:t xml:space="preserve">e</m:t>
-                            </m:r>
-                            <m:r>
-                              <m:t xml:space="preserve">f</m:t>
-                            </m:r>
-                          </m:sub>
-                        </m:sSub>
                         <m:r>
-                          <m:rPr>
-                            <m:sty m:val="p"/>
-                          </m:rPr>
-                          <m:t xml:space="preserve">|</m:t>
+                          <m:t xml:space="preserve">r</m:t>
                         </m:r>
-                      </m:e>
-                    </m:box>
+                        <m:r>
+                          <m:t xml:space="preserve">e</m:t>
+                        </m:r>
+                        <m:r>
+                          <m:t xml:space="preserve">f</m:t>
+                        </m:r>
+                      </m:sub>
+                    </m:sSub>
+                    <m:r>
+                      <m:rPr>
+                        <m:sty m:val="p"/>
+                      </m:rPr>
+                      <m:t xml:space="preserve">|</m:t>
+                    </m:r>
+                    <m:r>
+                      <m:rPr>
+                        <m:sty m:val="p"/>
+                      </m:rPr>
+                      <m:t xml:space="preserve">)</m:t>
+                    </m:r>
                   </m:den>
                 </m:f>
                 <m:r>
@@ -4292,7 +4853,36 @@
           <w:i w:val="0"/>
           <w:sz w:val="26"/>
         </w:rPr>
-        <w:t xml:space="preserve"> là chỉ tiêu chính; với các cửa sổ lái liên tục, giá trị RMS của sai số phản ánh khả năng bám theo giá trị đặt khi đang đánh lái.</w:t>
+        <w:t xml:space="preserve"> là chỉ tiêu chính; với các cửa sổ lái liên tục, giá trị RMS của sai số phản ánh khả năng bám theo giá trị đặt khi đang đánh lái. Không dùng </w:t>
+      </w:r>
+      <m:oMath>
+        <m:sSub>
+          <m:e>
+            <m:r>
+              <m:t xml:space="preserve">e</m:t>
+            </m:r>
+          </m:e>
+          <m:sub>
+            <m:r>
+              <m:t xml:space="preserve">r</m:t>
+            </m:r>
+            <m:r>
+              <m:t xml:space="preserve">e</m:t>
+            </m:r>
+            <m:r>
+              <m:t xml:space="preserve">l</m:t>
+            </m:r>
+          </m:sub>
+        </m:sSub>
+      </m:oMath>
+      <w:r>
+        <w:rPr>
+          <w:rFonts w:ascii="Times New Roman" w:hAnsi="Times New Roman" w:cs="Times New Roman" w:eastAsia="Times New Roman"/>
+          <w:b w:val="0"/>
+          <w:i w:val="0"/>
+          <w:sz w:val="26"/>
+        </w:rPr>
+        <w:t xml:space="preserve"> khi giá trị đặt trung bình trong cửa sổ gần không (cửa sổ lái hình sin, hay cửa sổ sau chuyển làn của TC4 khi giá trị đặt đổi dấu), vì mẫu số gần không làm con số phình lên vô nghĩa.</w:t>
       </w:r>
     </w:p>
     <w:p>
@@ -4334,7 +4924,7 @@
           <w:i w:val="0"/>
           <w:sz w:val="26"/>
         </w:rPr>
-        <w:t>Luận văn dừng ở mô phỏng mô hình trong vòng lặp; khả năng chạy trên vi điều khiển (microcontroller: chip máy tính nhỏ trong hộp điều khiển điện tử ECU của xe) chỉ được ước lượng bằng khối lượng tính toán. Cách ước lượng: đếm số phép tính số thực trong mỗi chu kỳ theo sơ đồ khối, giả định trung bình khoảng 5 chu kỳ máy cho mỗi phép (đã tính nạp dữ liệu và rẽ nhánh), trên một chip tầm trung có bộ tính số thực phần cứng chạy 200 MHz, ví dụ dòng TI C2000 F2837x; bộ nhớ tính với số thực 32 bit. Các con số trong Bảng 4 là ước lượng bậc độ lớn, chưa đo trên chip.</w:t>
+        <w:t>Luận văn dừng ở mô phỏng mô hình trong vòng lặp; khả năng chạy trên vi điều khiển (microcontroller: chip máy tính nhỏ trong hộp điều khiển điện tử ECU của xe) chỉ được ước lượng bằng khối lượng tính toán. Cách ước lượng: đếm số phép tính số thực trong mỗi chu kỳ theo sơ đồ khối, giả định trung bình khoảng 5 chu kỳ máy cho mỗi phép (đã tính nạp dữ liệu và rẽ nhánh), trên một chip tầm trung có bộ tính số thực phần cứng chạy 200 MHz, ví dụ dòng TI C2000 F2837x; bộ nhớ tính với số thực 32 bit. Các con số trong Bảng 5 là ước lượng bậc độ lớn, chưa đo trên chip.</w:t>
       </w:r>
     </w:p>
     <w:p>
@@ -4349,7 +4939,7 @@
           <w:i/>
           <w:sz w:val="24"/>
         </w:rPr>
-        <w:t>Bảng 4: Ước lượng tải tính toán của các khối điều khiển</w:t>
+        <w:t>Bảng 5: Ước lượng tải tính toán của các khối điều khiển</w:t>
       </w:r>
     </w:p>
     <w:tbl>
@@ -4616,7 +5206,7 @@
                 <w:i w:val="0"/>
                 <w:sz w:val="24"/>
               </w:rPr>
-              <w:t>Bản đồ trợ lực (bảng 17 x 251, hai khâu lead, giới hạn)</w:t>
+              <w:t>Bản đồ trợ lực (bảng 17 x 251, một khâu lead, giới hạn)</w:t>
             </w:r>
           </w:p>
         </w:tc>
@@ -4635,7 +5225,7 @@
                 <w:i w:val="0"/>
                 <w:sz w:val="24"/>
               </w:rPr>
-              <w:t>khoảng 45</w:t>
+              <w:t>khoảng 40</w:t>
             </w:r>
           </w:p>
         </w:tc>
@@ -4654,7 +5244,7 @@
                 <w:i w:val="0"/>
                 <w:sz w:val="24"/>
               </w:rPr>
-              <w:t>khoảng 1.1 µs</w:t>
+              <w:t>khoảng 1.0 µs</w:t>
             </w:r>
           </w:p>
         </w:tc>
@@ -4673,7 +5263,7 @@
                 <w:i w:val="0"/>
                 <w:sz w:val="24"/>
               </w:rPr>
-              <w:t>dưới 0.02%</w:t>
+              <w:t>dưới 0.01%</w:t>
             </w:r>
           </w:p>
         </w:tc>
@@ -4692,7 +5282,7 @@
                 <w:i w:val="0"/>
                 <w:sz w:val="24"/>
               </w:rPr>
-              <w:t>0.11%</w:t>
+              <w:t>0.10%</w:t>
             </w:r>
           </w:p>
         </w:tc>
